--- a/小野町_引継ぎ_整理済/02_キックオフ・業務計画/小野町_工程変更協議資料_第2版_20261004.docx
+++ b/小野町_引継ぎ_整理済/02_キックオフ・業務計画/小野町_工程変更協議資料_第2版_20261004.docx
@@ -1494,7 +1494,7 @@
                 <w:i w:val="0"/>
                 <w:sz w:val="17"/>
               </w:rPr>
-              <w:t>53.3％</w:t>
+              <w:t>54.8％</w:t>
             </w:r>
           </w:p>
         </w:tc>
@@ -1515,7 +1515,7 @@
                 <w:i w:val="0"/>
                 <w:sz w:val="17"/>
               </w:rPr>
-              <w:t>69.1％</w:t>
+              <w:t>69.8％</w:t>
             </w:r>
           </w:p>
         </w:tc>
@@ -1536,7 +1536,7 @@
                 <w:i w:val="0"/>
                 <w:sz w:val="17"/>
               </w:rPr>
-              <w:t>+15.8pt</w:t>
+              <w:t>+15.0pt</w:t>
             </w:r>
           </w:p>
         </w:tc>
@@ -1578,7 +1578,7 @@
                 <w:i w:val="0"/>
                 <w:sz w:val="17"/>
               </w:rPr>
-              <w:t>4件</w:t>
+              <w:t>5件</w:t>
             </w:r>
           </w:p>
         </w:tc>
@@ -1642,7 +1642,7 @@
                 <w:i w:val="0"/>
                 <w:sz w:val="17"/>
               </w:rPr>
-              <w:t>49.2％</w:t>
+              <w:t>50.2％</w:t>
             </w:r>
           </w:p>
         </w:tc>
@@ -1684,7 +1684,7 @@
                 <w:i w:val="0"/>
                 <w:sz w:val="17"/>
               </w:rPr>
-              <w:t>-16.1pt</w:t>
+              <w:t>-17.1pt</w:t>
             </w:r>
           </w:p>
         </w:tc>
@@ -1763,7 +1763,7 @@
           <w:i w:val="0"/>
           <w:sz w:val="21"/>
         </w:rPr>
-        <w:t>高齢者計画は予定を+15.8ポイント上回っています。</w:t>
+        <w:t>高齢者計画は予定を+15.0ポイント上回っています。</w:t>
       </w:r>
       <w:r>
         <w:rPr>
@@ -1781,7 +1781,7 @@
           <w:i w:val="0"/>
           <w:sz w:val="21"/>
         </w:rPr>
-        <w:t>一方で障がい計画は-16.1ポイント下回っており、こちらが本業務全体の弱いところです。</w:t>
+        <w:t>一方で障がい計画は-17.1ポイント下回っており、こちらが本業務全体の弱いところです。</w:t>
       </w:r>
     </w:p>
     <w:p>
@@ -1815,7 +1815,7 @@
           <w:color w:val="1F4D78"/>
           <w:sz w:val="22"/>
         </w:rPr>
-        <w:t>高齢者計画（8件）</w:t>
+        <w:t>高齢者計画（9件）</w:t>
       </w:r>
     </w:p>
     <w:tbl>
@@ -2480,7 +2480,7 @@
                 <w:i w:val="0"/>
                 <w:sz w:val="17"/>
               </w:rPr>
-              <w:t>50％</w:t>
+              <w:t>55％</w:t>
             </w:r>
           </w:p>
         </w:tc>
@@ -2808,7 +2808,7 @@
                 <w:i w:val="0"/>
                 <w:sz w:val="17"/>
               </w:rPr>
-              <w:t>50％</w:t>
+              <w:t>55％</w:t>
             </w:r>
           </w:p>
         </w:tc>
@@ -2972,7 +2972,7 @@
                 <w:i w:val="0"/>
                 <w:sz w:val="17"/>
               </w:rPr>
-              <w:t>67％</w:t>
+              <w:t>70％</w:t>
             </w:r>
           </w:p>
         </w:tc>
@@ -3043,7 +3043,7 @@
                 <w:i w:val="0"/>
                 <w:sz w:val="17"/>
               </w:rPr>
-              <w:t>2-7</w:t>
+              <w:t>1-8</w:t>
             </w:r>
           </w:p>
         </w:tc>
@@ -3063,7 +3063,7 @@
                 <w:i w:val="0"/>
                 <w:sz w:val="17"/>
               </w:rPr>
-              <w:t>認知症高齢者の分析</w:t>
+              <w:t>工程・協議会日程の合意と確認事項の照会</w:t>
             </w:r>
           </w:p>
         </w:tc>
@@ -3083,7 +3083,7 @@
                 <w:i w:val="0"/>
                 <w:sz w:val="17"/>
               </w:rPr>
-              <w:t>受託者</w:t>
+              <w:t>受託者・町</w:t>
             </w:r>
           </w:p>
         </w:tc>
@@ -3103,7 +3103,7 @@
                 <w:i w:val="0"/>
                 <w:sz w:val="17"/>
               </w:rPr>
-              <w:t>2026-08</w:t>
+              <w:t>2026-10</w:t>
             </w:r>
           </w:p>
         </w:tc>
@@ -3124,7 +3124,7 @@
                 <w:i w:val="0"/>
                 <w:sz w:val="17"/>
               </w:rPr>
-              <w:t>85％</w:t>
+              <w:t>55％</w:t>
             </w:r>
           </w:p>
         </w:tc>
@@ -3145,7 +3145,7 @@
                 <w:i w:val="0"/>
                 <w:sz w:val="17"/>
               </w:rPr>
-              <w:t>100％</w:t>
+              <w:t>70％</w:t>
             </w:r>
           </w:p>
         </w:tc>
@@ -3165,7 +3165,7 @@
                 <w:i w:val="0"/>
                 <w:sz w:val="17"/>
               </w:rPr>
-              <w:t>期限超過（2か月）</w:t>
+              <w:t>遅れ</w:t>
             </w:r>
           </w:p>
         </w:tc>
@@ -3185,34 +3185,7 @@
                 <w:i w:val="0"/>
                 <w:sz w:val="17"/>
               </w:rPr>
-              <w:t>自立度Ⅲa・Ⅲbが受領資料になく、「自立度Ⅱ以上」の合計が出せない（見える化Ｂ7）。</w:t>
-            </w:r>
-            <w:r>
-              <w:rPr>
-                <w:rFonts w:ascii="游ゴシック" w:hAnsi="游ゴシック" w:eastAsia="游ゴシック"/>
-                <w:b w:val="0"/>
-                <w:i w:val="0"/>
-                <w:sz w:val="17"/>
-              </w:rPr>
-              <w:t xml:space="preserve">このため認知症高齢者数の見込みは下限（令和9年度335人）にとどまる。研修系（J1〜J15）は本町の値が未公表。町の実績で代替する（依頼票H9）。初期集中支援チームの令和6・7年度の実績も要る（見える化の直近値は令和5年度）　</w:t>
-            </w:r>
-            <w:r>
-              <w:rPr>
-                <w:rFonts w:ascii="游ゴシック" w:hAnsi="游ゴシック" w:eastAsia="游ゴシック"/>
-                <w:b/>
-                <w:i w:val="0"/>
-                <w:sz w:val="17"/>
-              </w:rPr>
-              <w:t>10月1日に認知症施策の体制と活動の図を作成（f47）。</w:t>
-            </w:r>
-            <w:r>
-              <w:rPr>
-                <w:rFonts w:ascii="游ゴシック" w:hAnsi="游ゴシック" w:eastAsia="游ゴシック"/>
-                <w:b w:val="0"/>
-                <w:i w:val="0"/>
-                <w:sz w:val="17"/>
-              </w:rPr>
-              <w:t>推進員1→4人、カフェ1か所で横ばい、初期集中支援チームの訪問実績0件</w:t>
+              <w:t>町との協議。協議会の回数が決まらないとP6・P8・P9・P10の日程が引けない。最も厳しい案Aでも第1回の期限は11月6日で、残りは1か月である</w:t>
             </w:r>
           </w:p>
         </w:tc>
@@ -3234,7 +3207,7 @@
                 <w:i w:val="0"/>
                 <w:sz w:val="17"/>
               </w:rPr>
-              <w:t>1-8</w:t>
+              <w:t>2-7</w:t>
             </w:r>
           </w:p>
         </w:tc>
@@ -3254,7 +3227,7 @@
                 <w:i w:val="0"/>
                 <w:sz w:val="17"/>
               </w:rPr>
-              <w:t>工程・協議会日程の合意と確認事項の照会</w:t>
+              <w:t>認知症高齢者の分析</w:t>
             </w:r>
           </w:p>
         </w:tc>
@@ -3274,6 +3247,197 @@
                 <w:i w:val="0"/>
                 <w:sz w:val="17"/>
               </w:rPr>
+              <w:t>受託者</w:t>
+            </w:r>
+          </w:p>
+        </w:tc>
+        <w:tc>
+          <w:tcPr>
+            <w:tcW w:type="dxa" w:w="850"/>
+            <w:vAlign w:val="center"/>
+          </w:tcPr>
+          <w:p>
+            <w:pPr>
+              <w:spacing w:before="20" w:after="20"/>
+            </w:pPr>
+            <w:r>
+              <w:rPr>
+                <w:rFonts w:ascii="游ゴシック" w:hAnsi="游ゴシック" w:eastAsia="游ゴシック"/>
+                <w:b w:val="0"/>
+                <w:i w:val="0"/>
+                <w:sz w:val="17"/>
+              </w:rPr>
+              <w:t>2026-08</w:t>
+            </w:r>
+          </w:p>
+        </w:tc>
+        <w:tc>
+          <w:tcPr>
+            <w:tcW w:type="dxa" w:w="624"/>
+            <w:vAlign w:val="center"/>
+          </w:tcPr>
+          <w:p>
+            <w:pPr>
+              <w:spacing w:before="20" w:after="20"/>
+              <w:jc w:val="right"/>
+            </w:pPr>
+            <w:r>
+              <w:rPr>
+                <w:rFonts w:ascii="游ゴシック" w:hAnsi="游ゴシック" w:eastAsia="游ゴシック"/>
+                <w:b w:val="0"/>
+                <w:i w:val="0"/>
+                <w:sz w:val="17"/>
+              </w:rPr>
+              <w:t>85％</w:t>
+            </w:r>
+          </w:p>
+        </w:tc>
+        <w:tc>
+          <w:tcPr>
+            <w:tcW w:type="dxa" w:w="624"/>
+            <w:vAlign w:val="center"/>
+          </w:tcPr>
+          <w:p>
+            <w:pPr>
+              <w:spacing w:before="20" w:after="20"/>
+              <w:jc w:val="right"/>
+            </w:pPr>
+            <w:r>
+              <w:rPr>
+                <w:rFonts w:ascii="游ゴシック" w:hAnsi="游ゴシック" w:eastAsia="游ゴシック"/>
+                <w:b w:val="0"/>
+                <w:i w:val="0"/>
+                <w:sz w:val="17"/>
+              </w:rPr>
+              <w:t>100％</w:t>
+            </w:r>
+          </w:p>
+        </w:tc>
+        <w:tc>
+          <w:tcPr>
+            <w:tcW w:type="dxa" w:w="1134"/>
+            <w:vAlign w:val="center"/>
+          </w:tcPr>
+          <w:p>
+            <w:pPr>
+              <w:spacing w:before="20" w:after="20"/>
+            </w:pPr>
+            <w:r>
+              <w:rPr>
+                <w:rFonts w:ascii="游ゴシック" w:hAnsi="游ゴシック" w:eastAsia="游ゴシック"/>
+                <w:b w:val="0"/>
+                <w:i w:val="0"/>
+                <w:sz w:val="17"/>
+              </w:rPr>
+              <w:t>期限超過（2か月）</w:t>
+            </w:r>
+          </w:p>
+        </w:tc>
+        <w:tc>
+          <w:tcPr>
+            <w:tcW w:type="dxa" w:w="3231"/>
+            <w:vAlign w:val="center"/>
+          </w:tcPr>
+          <w:p>
+            <w:pPr>
+              <w:spacing w:before="20" w:after="20"/>
+            </w:pPr>
+            <w:r>
+              <w:rPr>
+                <w:rFonts w:ascii="游ゴシック" w:hAnsi="游ゴシック" w:eastAsia="游ゴシック"/>
+                <w:b/>
+                <w:i w:val="0"/>
+                <w:sz w:val="17"/>
+              </w:rPr>
+              <w:t>自立度Ⅲa・Ⅲbが受領資料になく、「自立度Ⅱ以上」の合計が出せない（見える化Ｂ7）。</w:t>
+            </w:r>
+            <w:r>
+              <w:rPr>
+                <w:rFonts w:ascii="游ゴシック" w:hAnsi="游ゴシック" w:eastAsia="游ゴシック"/>
+                <w:b w:val="0"/>
+                <w:i w:val="0"/>
+                <w:sz w:val="17"/>
+              </w:rPr>
+              <w:t xml:space="preserve">このため認知症高齢者数の見込みは下限（令和9年度335人）にとどまる。研修系（J1〜J15）は本町の値が未公表。町の実績で代替する（依頼票H9）。初期集中支援チームの令和6・7年度の実績も要る（見える化の直近値は令和5年度）　</w:t>
+            </w:r>
+            <w:r>
+              <w:rPr>
+                <w:rFonts w:ascii="游ゴシック" w:hAnsi="游ゴシック" w:eastAsia="游ゴシック"/>
+                <w:b/>
+                <w:i w:val="0"/>
+                <w:sz w:val="17"/>
+              </w:rPr>
+              <w:t>10月1日に認知症施策の体制と活動の図を作成（f47）。</w:t>
+            </w:r>
+            <w:r>
+              <w:rPr>
+                <w:rFonts w:ascii="游ゴシック" w:hAnsi="游ゴシック" w:eastAsia="游ゴシック"/>
+                <w:b w:val="0"/>
+                <w:i w:val="0"/>
+                <w:sz w:val="17"/>
+              </w:rPr>
+              <w:t>推進員1→4人、カフェ1か所で横ばい、初期集中支援チームの訪問実績0件</w:t>
+            </w:r>
+          </w:p>
+        </w:tc>
+      </w:tr>
+      <w:tr>
+        <w:tc>
+          <w:tcPr>
+            <w:tcW w:type="dxa" w:w="510"/>
+            <w:vAlign w:val="center"/>
+          </w:tcPr>
+          <w:p>
+            <w:pPr>
+              <w:spacing w:before="20" w:after="20"/>
+            </w:pPr>
+            <w:r>
+              <w:rPr>
+                <w:rFonts w:ascii="游ゴシック" w:hAnsi="游ゴシック" w:eastAsia="游ゴシック"/>
+                <w:b w:val="0"/>
+                <w:i w:val="0"/>
+                <w:sz w:val="17"/>
+              </w:rPr>
+              <w:t>7-9</w:t>
+            </w:r>
+          </w:p>
+        </w:tc>
+        <w:tc>
+          <w:tcPr>
+            <w:tcW w:type="dxa" w:w="1928"/>
+            <w:vAlign w:val="center"/>
+          </w:tcPr>
+          <w:p>
+            <w:pPr>
+              <w:spacing w:before="20" w:after="20"/>
+            </w:pPr>
+            <w:r>
+              <w:rPr>
+                <w:rFonts w:ascii="游ゴシック" w:hAnsi="游ゴシック" w:eastAsia="游ゴシック"/>
+                <w:b w:val="0"/>
+                <w:i w:val="0"/>
+                <w:sz w:val="17"/>
+              </w:rPr>
+              <w:t>総合事業費の上限額の確認</w:t>
+            </w:r>
+          </w:p>
+        </w:tc>
+        <w:tc>
+          <w:tcPr>
+            <w:tcW w:type="dxa" w:w="850"/>
+            <w:vAlign w:val="center"/>
+          </w:tcPr>
+          <w:p>
+            <w:pPr>
+              <w:spacing w:before="20" w:after="20"/>
+            </w:pPr>
+            <w:r>
+              <w:rPr>
+                <w:rFonts w:ascii="游ゴシック" w:hAnsi="游ゴシック" w:eastAsia="游ゴシック"/>
+                <w:b w:val="0"/>
+                <w:i w:val="0"/>
+                <w:sz w:val="17"/>
+              </w:rPr>
               <w:t>受託者・町</w:t>
             </w:r>
           </w:p>
@@ -3294,7 +3458,7 @@
                 <w:i w:val="0"/>
                 <w:sz w:val="17"/>
               </w:rPr>
-              <w:t>2026-10</w:t>
+              <w:t>2026-11</w:t>
             </w:r>
           </w:p>
         </w:tc>
@@ -3315,7 +3479,7 @@
                 <w:i w:val="0"/>
                 <w:sz w:val="17"/>
               </w:rPr>
-              <w:t>55％</w:t>
+              <w:t>25％</w:t>
             </w:r>
           </w:p>
         </w:tc>
@@ -3336,7 +3500,7 @@
                 <w:i w:val="0"/>
                 <w:sz w:val="17"/>
               </w:rPr>
-              <w:t>67％</w:t>
+              <w:t>37％</w:t>
             </w:r>
           </w:p>
         </w:tc>
@@ -3376,7 +3540,25 @@
                 <w:i w:val="0"/>
                 <w:sz w:val="17"/>
               </w:rPr>
-              <w:t>町との協議。協議会の回数が決まらないとP6・P8・P9・P10の日程が引けない</w:t>
+              <w:t>町の「総合事業上限額算定の手引き（Excel）」（平成27年度〜令和6年度）と地域支援事業交付金事業実績報告書が要る。</w:t>
+            </w:r>
+            <w:r>
+              <w:rPr>
+                <w:rFonts w:ascii="游ゴシック" w:hAnsi="游ゴシック" w:eastAsia="游ゴシック"/>
+                <w:b/>
+                <w:i w:val="0"/>
+                <w:sz w:val="17"/>
+              </w:rPr>
+              <w:t>現に上限内に収まっているかを確かめられていない。</w:t>
+            </w:r>
+            <w:r>
+              <w:rPr>
+                <w:rFonts w:ascii="游ゴシック" w:hAnsi="游ゴシック" w:eastAsia="游ゴシック"/>
+                <w:b w:val="0"/>
+                <w:i w:val="0"/>
+                <w:sz w:val="17"/>
+              </w:rPr>
+              <w:t>上限を超えると超過分は町の一般財源となるため、サービスBを広げる場合（決定7）の判断に直結する</w:t>
             </w:r>
           </w:p>
         </w:tc>
@@ -5222,7 +5404,7 @@
                 <w:i w:val="0"/>
                 <w:sz w:val="17"/>
               </w:rPr>
-              <w:t>50％</w:t>
+              <w:t>55％</w:t>
             </w:r>
           </w:p>
         </w:tc>
@@ -5386,7 +5568,7 @@
                 <w:i w:val="0"/>
                 <w:sz w:val="17"/>
               </w:rPr>
-              <w:t>50％</w:t>
+              <w:t>55％</w:t>
             </w:r>
           </w:p>
         </w:tc>
@@ -5550,7 +5732,7 @@
                 <w:i w:val="0"/>
                 <w:sz w:val="17"/>
               </w:rPr>
-              <w:t>67％</w:t>
+              <w:t>70％</w:t>
             </w:r>
           </w:p>
         </w:tc>
